--- a/cv-source/Le_Chang_CV.docx
+++ b/cv-source/Le_Chang_CV.docx
@@ -720,7 +720,6 @@
           <w:sz w:val="24"/>
           <w:szCs w:val="24"/>
         </w:rPr>
-        <w:lastRenderedPageBreak/>
         <w:t>Professional Experience</w:t>
       </w:r>
     </w:p>
@@ -812,6 +811,7 @@
           <w:sz w:val="24"/>
           <w:szCs w:val="24"/>
         </w:rPr>
+        <w:lastRenderedPageBreak/>
         <w:t>Funding</w:t>
       </w:r>
     </w:p>
@@ -2145,7 +2145,6 @@
                 <w:sz w:val="20"/>
                 <w:szCs w:val="20"/>
               </w:rPr>
-              <w:lastRenderedPageBreak/>
               <w:t>Peer-reviewed journal articles</w:t>
             </w:r>
           </w:p>
@@ -2480,6 +2479,7 @@
           <w:rFonts w:ascii="Times New Roman" w:eastAsia="Calibri" w:hAnsi="Times New Roman" w:cs="Times New Roman"/>
           <w:u w:val="single"/>
         </w:rPr>
+        <w:lastRenderedPageBreak/>
         <w:t>Peer-reviewed journal articles</w:t>
       </w:r>
     </w:p>
@@ -2580,11 +2580,6 @@
         </w:rPr>
         <w:t>. Published 18 September 2026. Doi: 10.1038/s41467-026-77920-3</w:t>
       </w:r>
-      <w:r>
-        <w:rPr>
-          <w:rFonts w:ascii="Times New Roman" w:eastAsia="Calibri" w:hAnsi="Times New Roman" w:cs="Times New Roman"/>
-        </w:rPr>
-      </w:r>
     </w:p>
     <w:p>
       <w:pPr>
@@ -2737,7 +2732,7 @@
         </w:rPr>
         <w:t xml:space="preserve">. 148(8):2616–2630. Doi: 10.1093/brain/awaf113. PMID: 40120077; Podcast: </w:t>
       </w:r>
-      <w:hyperlink r:id="rId9" w:history="1">
+      <w:hyperlink r:id="rId8" w:history="1">
         <w:r>
           <w:rPr>
             <w:rStyle w:val="Hyperlink"/>
@@ -3332,7 +3327,6 @@
           <w:rFonts w:ascii="Times New Roman" w:eastAsia="Calibri" w:hAnsi="Times New Roman" w:cs="Times New Roman"/>
           <w:u w:val="single"/>
         </w:rPr>
-        <w:lastRenderedPageBreak/>
         <w:t>Book chapters</w:t>
       </w:r>
     </w:p>
@@ -3447,6 +3441,7 @@
           <w:rFonts w:ascii="Times New Roman" w:eastAsia="Calibri" w:hAnsi="Times New Roman" w:cs="Times New Roman"/>
           <w:u w:val="single"/>
         </w:rPr>
+        <w:lastRenderedPageBreak/>
         <w:t>Published conference abstracts</w:t>
       </w:r>
     </w:p>
@@ -3586,199 +3581,11 @@
         </w:rPr>
         <w:t>.</w:t>
       </w:r>
-    </w:p>
-    <w:p>
-      <w:pPr>
-        <w:keepNext/>
-        <w:spacing w:before="120" w:after="40"/>
-        <w:rPr>
-          <w:rFonts w:ascii="Times New Roman" w:hAnsi="Times New Roman" w:cs="Times New Roman"/>
-        </w:rPr>
-      </w:pPr>
-      <w:r>
-        <w:rPr>
-          <w:rFonts w:ascii="Times New Roman" w:eastAsia="Calibri" w:hAnsi="Times New Roman" w:cs="Times New Roman"/>
-          <w:u w:val="single"/>
-        </w:rPr>
-        <w:t>Manuscripts in preparation</w:t>
-      </w:r>
-    </w:p>
-    <w:p>
-      <w:pPr>
-        <w:spacing w:after="40" w:line="259" w:lineRule="auto"/>
-        <w:ind w:left="360"/>
-        <w:rPr>
-          <w:rFonts w:ascii="Times New Roman" w:eastAsia="Calibri" w:hAnsi="Times New Roman" w:cs="Times New Roman"/>
-        </w:rPr>
-      </w:pPr>
-      <w:r>
-        <w:rPr>
-          <w:rFonts w:ascii="Times New Roman" w:eastAsia="Calibri" w:hAnsi="Times New Roman" w:cs="Times New Roman"/>
-          <w:b/>
-          <w:bCs/>
-          <w:lang w:val="fr-CA"/>
-        </w:rPr>
-        <w:t>L. Chang</w:t>
-      </w:r>
-      <w:r>
-        <w:rPr>
-          <w:rFonts w:ascii="Times New Roman" w:eastAsia="Calibri" w:hAnsi="Times New Roman" w:cs="Times New Roman"/>
-          <w:lang w:val="fr-CA"/>
-        </w:rPr>
-        <w:t xml:space="preserve">, S.A. Gagliano Taliun. </w:t>
-      </w:r>
-      <w:r>
-        <w:rPr>
-          <w:rFonts w:ascii="Times New Roman" w:eastAsia="Calibri" w:hAnsi="Times New Roman" w:cs="Times New Roman"/>
-        </w:rPr>
-        <w:t xml:space="preserve">Shared genetic architecture and causal relationships of circulating metabolites and proteins with hematuria. </w:t>
-      </w:r>
-      <w:r>
-        <w:rPr>
-          <w:rFonts w:ascii="Times New Roman" w:eastAsia="Calibri" w:hAnsi="Times New Roman" w:cs="Times New Roman"/>
-          <w:i/>
-          <w:iCs/>
-        </w:rPr>
-        <w:t>In preparation</w:t>
-      </w:r>
-      <w:r>
-        <w:rPr>
-          <w:rFonts w:ascii="Times New Roman" w:eastAsia="Calibri" w:hAnsi="Times New Roman" w:cs="Times New Roman"/>
-        </w:rPr>
-        <w:t xml:space="preserve">. </w:t>
-      </w:r>
-    </w:p>
-    <w:p>
-      <w:pPr>
-        <w:spacing w:after="40" w:line="259" w:lineRule="auto"/>
-        <w:ind w:left="360"/>
-        <w:rPr>
-          <w:rFonts w:ascii="Times New Roman" w:eastAsia="Calibri" w:hAnsi="Times New Roman" w:cs="Times New Roman"/>
-        </w:rPr>
-      </w:pPr>
-      <w:r>
-        <w:rPr>
-          <w:rFonts w:ascii="Times New Roman" w:eastAsia="Calibri" w:hAnsi="Times New Roman" w:cs="Times New Roman"/>
-          <w:b/>
-          <w:bCs/>
-        </w:rPr>
-        <w:t>L. Chang</w:t>
-      </w:r>
-      <w:r>
-        <w:rPr>
-          <w:rFonts w:ascii="Times New Roman" w:eastAsia="Calibri" w:hAnsi="Times New Roman" w:cs="Times New Roman"/>
-        </w:rPr>
-        <w:t xml:space="preserve">, S.A. Gagliano Taliun. Multi-omics Mendelian randomization approaches to identify causal modifiable risk factors for dementia. </w:t>
-      </w:r>
-      <w:r>
-        <w:rPr>
-          <w:rFonts w:ascii="Times New Roman" w:eastAsia="Calibri" w:hAnsi="Times New Roman" w:cs="Times New Roman"/>
-          <w:i/>
-          <w:iCs/>
-        </w:rPr>
-        <w:t>In preparation</w:t>
-      </w:r>
-      <w:r>
-        <w:rPr>
-          <w:rFonts w:ascii="Times New Roman" w:eastAsia="Calibri" w:hAnsi="Times New Roman" w:cs="Times New Roman"/>
-        </w:rPr>
-        <w:t>.</w:t>
-      </w:r>
-    </w:p>
-    <w:p>
-      <w:pPr>
-        <w:spacing w:after="40" w:line="259" w:lineRule="auto"/>
-        <w:ind w:left="360"/>
-        <w:rPr>
-          <w:rFonts w:ascii="Times New Roman" w:eastAsia="Calibri" w:hAnsi="Times New Roman" w:cs="Times New Roman"/>
-        </w:rPr>
-      </w:pPr>
-      <w:r>
-        <w:rPr>
-          <w:rFonts w:ascii="Times New Roman" w:eastAsia="Calibri" w:hAnsi="Times New Roman" w:cs="Times New Roman"/>
-        </w:rPr>
-        <w:t xml:space="preserve">S. Gair, </w:t>
-      </w:r>
-      <w:r>
-        <w:rPr>
-          <w:rFonts w:ascii="Times New Roman" w:eastAsia="Calibri" w:hAnsi="Times New Roman" w:cs="Times New Roman"/>
-          <w:b/>
-          <w:bCs/>
-        </w:rPr>
-        <w:t>L. Chang</w:t>
-      </w:r>
-      <w:r>
-        <w:rPr>
-          <w:rFonts w:ascii="Times New Roman" w:eastAsia="Calibri" w:hAnsi="Times New Roman" w:cs="Times New Roman"/>
-        </w:rPr>
-        <w:t xml:space="preserve">, S.A. Gagliano Taliun. A bioinformatic study of the genetic links between liver markers and neurodegenerative diseases using genetic data. </w:t>
-      </w:r>
-      <w:r>
-        <w:rPr>
-          <w:rFonts w:ascii="Times New Roman" w:eastAsia="Calibri" w:hAnsi="Times New Roman" w:cs="Times New Roman"/>
-          <w:i/>
-          <w:iCs/>
-        </w:rPr>
-        <w:t>In preparation</w:t>
-      </w:r>
-      <w:r>
-        <w:rPr>
-          <w:rFonts w:ascii="Times New Roman" w:eastAsia="Calibri" w:hAnsi="Times New Roman" w:cs="Times New Roman"/>
-        </w:rPr>
-        <w:t xml:space="preserve"> (MSc project co-supervised with S.A. Gagliano Taliun).</w:t>
-      </w:r>
-    </w:p>
-    <w:p>
-      <w:pPr>
-        <w:keepNext/>
-        <w:spacing w:before="120" w:after="40"/>
-        <w:rPr>
-          <w:rFonts w:ascii="Times New Roman" w:hAnsi="Times New Roman" w:cs="Times New Roman"/>
-        </w:rPr>
-      </w:pPr>
-      <w:r>
-        <w:rPr>
-          <w:rFonts w:ascii="Times New Roman" w:eastAsia="Calibri" w:hAnsi="Times New Roman" w:cs="Times New Roman"/>
-          <w:u w:val="single"/>
-        </w:rPr>
-        <w:t>Scientific commentaries (edited, not peer-reviewed)</w:t>
-      </w:r>
-    </w:p>
-    <w:p>
-      <w:pPr>
-        <w:spacing w:after="40" w:line="259" w:lineRule="auto"/>
-        <w:ind w:left="360"/>
-        <w:rPr>
-          <w:rFonts w:ascii="Times New Roman" w:hAnsi="Times New Roman" w:cs="Times New Roman"/>
-        </w:rPr>
-      </w:pPr>
-      <w:r>
-        <w:rPr>
-          <w:rFonts w:ascii="Times New Roman" w:eastAsia="Calibri" w:hAnsi="Times New Roman" w:cs="Times New Roman"/>
-          <w:b/>
-          <w:bCs/>
-        </w:rPr>
-        <w:t>L. Chang</w:t>
-      </w:r>
-      <w:r>
-        <w:rPr>
-          <w:rFonts w:ascii="Times New Roman" w:eastAsia="Calibri" w:hAnsi="Times New Roman" w:cs="Times New Roman"/>
-        </w:rPr>
-        <w:t xml:space="preserve"> (2026) A scientific career is more than the science. </w:t>
-      </w:r>
-      <w:r>
-        <w:rPr>
-          <w:rFonts w:ascii="Times New Roman" w:eastAsia="Calibri" w:hAnsi="Times New Roman" w:cs="Times New Roman"/>
-          <w:i/>
-          <w:iCs/>
-        </w:rPr>
-        <w:t>Science</w:t>
-      </w:r>
-      <w:r>
-        <w:rPr>
-          <w:rFonts w:ascii="Times New Roman" w:eastAsia="Calibri" w:hAnsi="Times New Roman" w:cs="Times New Roman"/>
-        </w:rPr>
-        <w:t xml:space="preserve">, Working Life. Submitted. </w:t>
+      <w:r>
+        <w:rPr>
+          <w:rFonts w:ascii="Times New Roman" w:eastAsia="Calibri" w:hAnsi="Times New Roman" w:cs="Times New Roman"/>
+        </w:rPr>
+        <w:t xml:space="preserve"> </w:t>
       </w:r>
     </w:p>
     <w:p>
@@ -4077,144 +3884,144 @@
           <w:sz w:val="24"/>
           <w:szCs w:val="24"/>
         </w:rPr>
+        <w:t>Oral Presentations</w:t>
+      </w:r>
+    </w:p>
+    <w:p>
+      <w:pPr>
+        <w:keepLines/>
+        <w:spacing w:after="40" w:line="259" w:lineRule="auto"/>
+        <w:rPr>
+          <w:rFonts w:ascii="Times New Roman" w:hAnsi="Times New Roman" w:cs="Times New Roman"/>
+          <w:u w:val="single"/>
+        </w:rPr>
+      </w:pPr>
+      <w:r>
+        <w:rPr>
+          <w:rFonts w:ascii="Times New Roman" w:hAnsi="Times New Roman" w:cs="Times New Roman"/>
+          <w:u w:val="single"/>
+        </w:rPr>
+        <w:t>Oral Presentations as Invited Speaker</w:t>
+      </w:r>
+    </w:p>
+    <w:p>
+      <w:pPr>
+        <w:pStyle w:val="ListParagraph"/>
+        <w:keepLines/>
+        <w:numPr>
+          <w:ilvl w:val="0"/>
+          <w:numId w:val="4"/>
+        </w:numPr>
+        <w:spacing w:after="40" w:line="259" w:lineRule="auto"/>
+        <w:rPr>
+          <w:rFonts w:ascii="Times New Roman" w:hAnsi="Times New Roman" w:cs="Times New Roman"/>
+        </w:rPr>
+      </w:pPr>
+      <w:r>
+        <w:rPr>
+          <w:rFonts w:ascii="Times New Roman" w:hAnsi="Times New Roman" w:cs="Times New Roman"/>
+        </w:rPr>
+        <w:t>International Young Scholars Forum, School of Public Health, Southeast University. "Deciphering genetic architecture of human metabolism and gene regulatory networks: implications for public health" (Nanjing, China; 26 December 2024)</w:t>
+      </w:r>
+    </w:p>
+    <w:p>
+      <w:pPr>
+        <w:pStyle w:val="ListParagraph"/>
+        <w:keepLines/>
+        <w:numPr>
+          <w:ilvl w:val="0"/>
+          <w:numId w:val="4"/>
+        </w:numPr>
+        <w:spacing w:after="40" w:line="259" w:lineRule="auto"/>
+        <w:rPr>
+          <w:rFonts w:ascii="Times New Roman" w:hAnsi="Times New Roman" w:cs="Times New Roman"/>
+        </w:rPr>
+      </w:pPr>
+      <w:r>
+        <w:rPr>
+          <w:rFonts w:ascii="Times New Roman" w:hAnsi="Times New Roman" w:cs="Times New Roman"/>
+        </w:rPr>
+        <w:t>International Young Scholars Forum, School of Public Health, Nanjing Medical University. "Deciphering genetic architecture of human metabolism and gene regulatory networks: implications for public health" (Nanjing, China; 21 December 2024)</w:t>
+      </w:r>
+    </w:p>
+    <w:p>
+      <w:pPr>
+        <w:pStyle w:val="ListParagraph"/>
+        <w:keepLines/>
+        <w:numPr>
+          <w:ilvl w:val="0"/>
+          <w:numId w:val="4"/>
+        </w:numPr>
+        <w:spacing w:after="40" w:line="259" w:lineRule="auto"/>
+        <w:rPr>
+          <w:rFonts w:ascii="Times New Roman" w:hAnsi="Times New Roman" w:cs="Times New Roman"/>
+        </w:rPr>
+      </w:pPr>
+      <w:r>
+        <w:rPr>
+          <w:rFonts w:ascii="Times New Roman" w:hAnsi="Times New Roman" w:cs="Times New Roman"/>
+        </w:rPr>
+        <w:t>International Young Scholars Forum, Institute of Future Agriculture, Northwest A&amp;F University. "Multi-omics data integration in precision medicine: applications and prospects" (Virtual meeting; 28 November 2024)</w:t>
+      </w:r>
+    </w:p>
+    <w:p>
+      <w:pPr>
+        <w:pStyle w:val="ListParagraph"/>
+        <w:keepLines/>
+        <w:numPr>
+          <w:ilvl w:val="0"/>
+          <w:numId w:val="4"/>
+        </w:numPr>
+        <w:spacing w:after="40" w:line="259" w:lineRule="auto"/>
+        <w:rPr>
+          <w:rFonts w:ascii="Times New Roman" w:hAnsi="Times New Roman" w:cs="Times New Roman"/>
+        </w:rPr>
+      </w:pPr>
+      <w:r>
+        <w:rPr>
+          <w:rFonts w:ascii="Times New Roman" w:hAnsi="Times New Roman" w:cs="Times New Roman"/>
+        </w:rPr>
+        <w:t>Center for Precision Health Seminar in Precision Medicine, University of Texas Health Science Center at Houston. "Deciphering genetic architecture of human metabolism and regulatory interactions" (Houston, Texas; 2023)</w:t>
+      </w:r>
+    </w:p>
+    <w:p>
+      <w:pPr>
+        <w:pStyle w:val="ListParagraph"/>
+        <w:keepLines/>
+        <w:numPr>
+          <w:ilvl w:val="0"/>
+          <w:numId w:val="4"/>
+        </w:numPr>
+        <w:spacing w:after="40" w:line="259" w:lineRule="auto"/>
+        <w:rPr>
+          <w:rFonts w:ascii="Times New Roman" w:hAnsi="Times New Roman" w:cs="Times New Roman"/>
+        </w:rPr>
+      </w:pPr>
+      <w:r>
+        <w:rPr>
+          <w:rFonts w:ascii="Times New Roman" w:hAnsi="Times New Roman" w:cs="Times New Roman"/>
+        </w:rPr>
+        <w:t>Institute of Intelligent Healthcare, School of Artificial Intelligence, Nanjing University of Information Science and Technology. "Decoding genetic variants of molecular phenotypes and regulatory networks" (Virtual meeting; 7 September 2022)</w:t>
+      </w:r>
+    </w:p>
+    <w:p>
+      <w:pPr>
+        <w:pStyle w:val="ListParagraph"/>
+        <w:keepLines/>
+        <w:numPr>
+          <w:ilvl w:val="0"/>
+          <w:numId w:val="4"/>
+        </w:numPr>
+        <w:spacing w:after="40" w:line="259" w:lineRule="auto"/>
+        <w:rPr>
+          <w:rFonts w:ascii="Times New Roman" w:hAnsi="Times New Roman" w:cs="Times New Roman"/>
+        </w:rPr>
+      </w:pPr>
+      <w:r>
+        <w:rPr>
+          <w:rFonts w:ascii="Times New Roman" w:hAnsi="Times New Roman" w:cs="Times New Roman"/>
+        </w:rPr>
         <w:lastRenderedPageBreak/>
-        <w:t>Oral Presentations</w:t>
-      </w:r>
-    </w:p>
-    <w:p>
-      <w:pPr>
-        <w:keepLines/>
-        <w:spacing w:after="40" w:line="259" w:lineRule="auto"/>
-        <w:rPr>
-          <w:rFonts w:ascii="Times New Roman" w:hAnsi="Times New Roman" w:cs="Times New Roman"/>
-          <w:u w:val="single"/>
-        </w:rPr>
-      </w:pPr>
-      <w:r>
-        <w:rPr>
-          <w:rFonts w:ascii="Times New Roman" w:hAnsi="Times New Roman" w:cs="Times New Roman"/>
-          <w:u w:val="single"/>
-        </w:rPr>
-        <w:t>Oral Presentations as Invited Speaker</w:t>
-      </w:r>
-    </w:p>
-    <w:p>
-      <w:pPr>
-        <w:pStyle w:val="ListParagraph"/>
-        <w:keepLines/>
-        <w:numPr>
-          <w:ilvl w:val="0"/>
-          <w:numId w:val="4"/>
-        </w:numPr>
-        <w:spacing w:after="40" w:line="259" w:lineRule="auto"/>
-        <w:rPr>
-          <w:rFonts w:ascii="Times New Roman" w:hAnsi="Times New Roman" w:cs="Times New Roman"/>
-        </w:rPr>
-      </w:pPr>
-      <w:r>
-        <w:rPr>
-          <w:rFonts w:ascii="Times New Roman" w:hAnsi="Times New Roman" w:cs="Times New Roman"/>
-        </w:rPr>
-        <w:t>International Young Scholars Forum, School of Public Health, Southeast University. "Deciphering genetic architecture of human metabolism and gene regulatory networks: implications for public health" (Nanjing, China; 26 December 2024)</w:t>
-      </w:r>
-    </w:p>
-    <w:p>
-      <w:pPr>
-        <w:pStyle w:val="ListParagraph"/>
-        <w:keepLines/>
-        <w:numPr>
-          <w:ilvl w:val="0"/>
-          <w:numId w:val="4"/>
-        </w:numPr>
-        <w:spacing w:after="40" w:line="259" w:lineRule="auto"/>
-        <w:rPr>
-          <w:rFonts w:ascii="Times New Roman" w:hAnsi="Times New Roman" w:cs="Times New Roman"/>
-        </w:rPr>
-      </w:pPr>
-      <w:r>
-        <w:rPr>
-          <w:rFonts w:ascii="Times New Roman" w:hAnsi="Times New Roman" w:cs="Times New Roman"/>
-        </w:rPr>
-        <w:t>International Young Scholars Forum, School of Public Health, Nanjing Medical University. "Deciphering genetic architecture of human metabolism and gene regulatory networks: implications for public health" (Nanjing, China; 21 December 2024)</w:t>
-      </w:r>
-    </w:p>
-    <w:p>
-      <w:pPr>
-        <w:pStyle w:val="ListParagraph"/>
-        <w:keepLines/>
-        <w:numPr>
-          <w:ilvl w:val="0"/>
-          <w:numId w:val="4"/>
-        </w:numPr>
-        <w:spacing w:after="40" w:line="259" w:lineRule="auto"/>
-        <w:rPr>
-          <w:rFonts w:ascii="Times New Roman" w:hAnsi="Times New Roman" w:cs="Times New Roman"/>
-        </w:rPr>
-      </w:pPr>
-      <w:r>
-        <w:rPr>
-          <w:rFonts w:ascii="Times New Roman" w:hAnsi="Times New Roman" w:cs="Times New Roman"/>
-        </w:rPr>
-        <w:t>International Young Scholars Forum, Institute of Future Agriculture, Northwest A&amp;F University. "Multi-omics data integration in precision medicine: applications and prospects" (Virtual meeting; 28 November 2024)</w:t>
-      </w:r>
-    </w:p>
-    <w:p>
-      <w:pPr>
-        <w:pStyle w:val="ListParagraph"/>
-        <w:keepLines/>
-        <w:numPr>
-          <w:ilvl w:val="0"/>
-          <w:numId w:val="4"/>
-        </w:numPr>
-        <w:spacing w:after="40" w:line="259" w:lineRule="auto"/>
-        <w:rPr>
-          <w:rFonts w:ascii="Times New Roman" w:hAnsi="Times New Roman" w:cs="Times New Roman"/>
-        </w:rPr>
-      </w:pPr>
-      <w:r>
-        <w:rPr>
-          <w:rFonts w:ascii="Times New Roman" w:hAnsi="Times New Roman" w:cs="Times New Roman"/>
-        </w:rPr>
-        <w:t>Center for Precision Health Seminar in Precision Medicine, University of Texas Health Science Center at Houston. "Deciphering genetic architecture of human metabolism and regulatory interactions" (Houston, Texas; 2023)</w:t>
-      </w:r>
-    </w:p>
-    <w:p>
-      <w:pPr>
-        <w:pStyle w:val="ListParagraph"/>
-        <w:keepLines/>
-        <w:numPr>
-          <w:ilvl w:val="0"/>
-          <w:numId w:val="4"/>
-        </w:numPr>
-        <w:spacing w:after="40" w:line="259" w:lineRule="auto"/>
-        <w:rPr>
-          <w:rFonts w:ascii="Times New Roman" w:hAnsi="Times New Roman" w:cs="Times New Roman"/>
-        </w:rPr>
-      </w:pPr>
-      <w:r>
-        <w:rPr>
-          <w:rFonts w:ascii="Times New Roman" w:hAnsi="Times New Roman" w:cs="Times New Roman"/>
-        </w:rPr>
-        <w:t>Institute of Intelligent Healthcare, School of Artificial Intelligence, Nanjing University of Information Science and Technology. "Decoding genetic variants of molecular phenotypes and regulatory networks" (Virtual meeting; 7 September 2022)</w:t>
-      </w:r>
-    </w:p>
-    <w:p>
-      <w:pPr>
-        <w:pStyle w:val="ListParagraph"/>
-        <w:keepLines/>
-        <w:numPr>
-          <w:ilvl w:val="0"/>
-          <w:numId w:val="4"/>
-        </w:numPr>
-        <w:spacing w:after="40" w:line="259" w:lineRule="auto"/>
-        <w:rPr>
-          <w:rFonts w:ascii="Times New Roman" w:hAnsi="Times New Roman" w:cs="Times New Roman"/>
-        </w:rPr>
-      </w:pPr>
-      <w:r>
-        <w:rPr>
-          <w:rFonts w:ascii="Times New Roman" w:hAnsi="Times New Roman" w:cs="Times New Roman"/>
-        </w:rPr>
         <w:t xml:space="preserve">McGill University – Jilin University Bioinformatics Workshop. "MicroRNA regulatory network analysis using </w:t>
       </w:r>
       <w:proofErr w:type="spellStart"/>
@@ -4658,78 +4465,414 @@
         <w:rPr>
           <w:rFonts w:ascii="Times New Roman" w:eastAsia="Calibri" w:hAnsi="Times New Roman" w:cs="Times New Roman"/>
         </w:rPr>
+        <w:t xml:space="preserve">M. Zuo, </w:t>
+      </w:r>
+      <w:r>
+        <w:rPr>
+          <w:rFonts w:ascii="Times New Roman" w:eastAsia="Calibri" w:hAnsi="Times New Roman" w:cs="Times New Roman"/>
+          <w:b/>
+          <w:bCs/>
+        </w:rPr>
+        <w:t>L. Chang</w:t>
+      </w:r>
+      <w:r>
+        <w:rPr>
+          <w:rFonts w:ascii="Times New Roman" w:eastAsia="Calibri" w:hAnsi="Times New Roman" w:cs="Times New Roman"/>
+        </w:rPr>
+        <w:t xml:space="preserve">, N. Neale, L. Maameri, S. </w:t>
+      </w:r>
+      <w:proofErr w:type="spellStart"/>
+      <w:r>
+        <w:rPr>
+          <w:rFonts w:ascii="Times New Roman" w:eastAsia="Calibri" w:hAnsi="Times New Roman" w:cs="Times New Roman"/>
+        </w:rPr>
+        <w:t>Gawhary</w:t>
+      </w:r>
+      <w:proofErr w:type="spellEnd"/>
+      <w:r>
+        <w:rPr>
+          <w:rFonts w:ascii="Times New Roman" w:eastAsia="Calibri" w:hAnsi="Times New Roman" w:cs="Times New Roman"/>
+        </w:rPr>
+        <w:t xml:space="preserve">, F. Lona-Durazo, S.A. Gagliano Taliun. "A review of the relationship between kidney health and neurodegenerative diseases" </w:t>
+      </w:r>
+      <w:proofErr w:type="spellStart"/>
+      <w:r>
+        <w:rPr>
+          <w:rFonts w:ascii="Times New Roman" w:eastAsia="Calibri" w:hAnsi="Times New Roman" w:cs="Times New Roman"/>
+        </w:rPr>
+        <w:t>Journée</w:t>
+      </w:r>
+      <w:proofErr w:type="spellEnd"/>
+      <w:r>
+        <w:rPr>
+          <w:rFonts w:ascii="Times New Roman" w:eastAsia="Calibri" w:hAnsi="Times New Roman" w:cs="Times New Roman"/>
+        </w:rPr>
+        <w:t xml:space="preserve"> de la Recherche de </w:t>
+      </w:r>
+      <w:proofErr w:type="spellStart"/>
+      <w:r>
+        <w:rPr>
+          <w:rFonts w:ascii="Times New Roman" w:eastAsia="Calibri" w:hAnsi="Times New Roman" w:cs="Times New Roman"/>
+        </w:rPr>
+        <w:t>l'Institut</w:t>
+      </w:r>
+      <w:proofErr w:type="spellEnd"/>
+      <w:r>
+        <w:rPr>
+          <w:rFonts w:ascii="Times New Roman" w:eastAsia="Calibri" w:hAnsi="Times New Roman" w:cs="Times New Roman"/>
+        </w:rPr>
+        <w:t xml:space="preserve"> de </w:t>
+      </w:r>
+      <w:proofErr w:type="spellStart"/>
+      <w:r>
+        <w:rPr>
+          <w:rFonts w:ascii="Times New Roman" w:eastAsia="Calibri" w:hAnsi="Times New Roman" w:cs="Times New Roman"/>
+        </w:rPr>
+        <w:t>Cardiologie</w:t>
+      </w:r>
+      <w:proofErr w:type="spellEnd"/>
+      <w:r>
+        <w:rPr>
+          <w:rFonts w:ascii="Times New Roman" w:eastAsia="Calibri" w:hAnsi="Times New Roman" w:cs="Times New Roman"/>
+        </w:rPr>
+        <w:t xml:space="preserve"> de Montréal (Montréal, Québec; 5 June 2025)</w:t>
+      </w:r>
+    </w:p>
+    <w:p>
+      <w:pPr>
+        <w:pStyle w:val="ListParagraph"/>
+        <w:keepLines/>
+        <w:numPr>
+          <w:ilvl w:val="0"/>
+          <w:numId w:val="5"/>
+        </w:numPr>
+        <w:spacing w:after="40" w:line="259" w:lineRule="auto"/>
+        <w:rPr>
+          <w:rFonts w:ascii="Times New Roman" w:hAnsi="Times New Roman" w:cs="Times New Roman"/>
+        </w:rPr>
+      </w:pPr>
+      <w:r>
+        <w:rPr>
+          <w:rFonts w:ascii="Times New Roman" w:eastAsia="Calibri" w:hAnsi="Times New Roman" w:cs="Times New Roman"/>
+        </w:rPr>
+        <w:t xml:space="preserve">M. Zuo, </w:t>
+      </w:r>
+      <w:r>
+        <w:rPr>
+          <w:rFonts w:ascii="Times New Roman" w:eastAsia="Calibri" w:hAnsi="Times New Roman" w:cs="Times New Roman"/>
+          <w:b/>
+          <w:bCs/>
+        </w:rPr>
+        <w:t>L. Chang</w:t>
+      </w:r>
+      <w:r>
+        <w:rPr>
+          <w:rFonts w:ascii="Times New Roman" w:eastAsia="Calibri" w:hAnsi="Times New Roman" w:cs="Times New Roman"/>
+        </w:rPr>
+        <w:t xml:space="preserve">, N. Neale, L. Maameri, S. </w:t>
+      </w:r>
+      <w:proofErr w:type="spellStart"/>
+      <w:r>
+        <w:rPr>
+          <w:rFonts w:ascii="Times New Roman" w:eastAsia="Calibri" w:hAnsi="Times New Roman" w:cs="Times New Roman"/>
+        </w:rPr>
+        <w:t>Gawhary</w:t>
+      </w:r>
+      <w:proofErr w:type="spellEnd"/>
+      <w:r>
+        <w:rPr>
+          <w:rFonts w:ascii="Times New Roman" w:eastAsia="Calibri" w:hAnsi="Times New Roman" w:cs="Times New Roman"/>
+        </w:rPr>
+        <w:t>, F. Lona-Durazo, S.A. Gagliano Taliun. "Does kidney health influence dementia and neurodegeneration" VAST Training Program Conference (Toronto, Ontario; 27 May 2025)</w:t>
+      </w:r>
+    </w:p>
+    <w:p>
+      <w:pPr>
+        <w:pStyle w:val="ListParagraph"/>
+        <w:keepLines/>
+        <w:numPr>
+          <w:ilvl w:val="0"/>
+          <w:numId w:val="5"/>
+        </w:numPr>
+        <w:spacing w:after="40" w:line="259" w:lineRule="auto"/>
+        <w:rPr>
+          <w:rFonts w:ascii="Times New Roman" w:hAnsi="Times New Roman" w:cs="Times New Roman"/>
+        </w:rPr>
+      </w:pPr>
+      <w:r>
+        <w:rPr>
+          <w:rFonts w:ascii="Times New Roman" w:hAnsi="Times New Roman" w:cs="Times New Roman"/>
+        </w:rPr>
+        <w:t xml:space="preserve">S. Wickramasinghe, H. Xiao, J. Bellavance, </w:t>
+      </w:r>
+      <w:r>
+        <w:rPr>
+          <w:rFonts w:ascii="Times New Roman" w:hAnsi="Times New Roman" w:cs="Times New Roman"/>
+          <w:b/>
+          <w:bCs/>
+        </w:rPr>
+        <w:t>L. Chang</w:t>
+      </w:r>
+      <w:r>
+        <w:rPr>
+          <w:rFonts w:ascii="Times New Roman" w:hAnsi="Times New Roman" w:cs="Times New Roman"/>
+        </w:rPr>
+        <w:t xml:space="preserve">, S.A. Gagliano Taliun, D. </w:t>
+      </w:r>
+      <w:proofErr w:type="spellStart"/>
+      <w:r>
+        <w:rPr>
+          <w:rFonts w:ascii="Times New Roman" w:hAnsi="Times New Roman" w:cs="Times New Roman"/>
+        </w:rPr>
+        <w:t>Taliun</w:t>
+      </w:r>
+      <w:proofErr w:type="spellEnd"/>
+      <w:r>
+        <w:rPr>
+          <w:rFonts w:ascii="Times New Roman" w:hAnsi="Times New Roman" w:cs="Times New Roman"/>
+        </w:rPr>
+        <w:t>. "Principal component analysis on the European subset from the Canadian Longitudinal Study of Aging" McGill Undergraduate Science Showcase (Montreal, Quebec; 2025)</w:t>
+      </w:r>
+    </w:p>
+    <w:p>
+      <w:pPr>
+        <w:pStyle w:val="ListParagraph"/>
+        <w:keepLines/>
+        <w:numPr>
+          <w:ilvl w:val="0"/>
+          <w:numId w:val="5"/>
+        </w:numPr>
+        <w:spacing w:after="40" w:line="259" w:lineRule="auto"/>
+        <w:rPr>
+          <w:rFonts w:ascii="Times New Roman" w:hAnsi="Times New Roman" w:cs="Times New Roman"/>
+        </w:rPr>
+      </w:pPr>
+      <w:r>
+        <w:rPr>
+          <w:rFonts w:ascii="Times New Roman" w:eastAsia="Calibri" w:hAnsi="Times New Roman" w:cs="Times New Roman"/>
+          <w:b/>
+          <w:bCs/>
+        </w:rPr>
+        <w:t>L. Chang</w:t>
+      </w:r>
+      <w:r>
+        <w:rPr>
+          <w:rFonts w:ascii="Times New Roman" w:eastAsia="Calibri" w:hAnsi="Times New Roman" w:cs="Times New Roman"/>
+        </w:rPr>
+        <w:t xml:space="preserve"> (presenter), G. Zhou, J. Xia. "</w:t>
+      </w:r>
+      <w:proofErr w:type="spellStart"/>
+      <w:r>
+        <w:rPr>
+          <w:rFonts w:ascii="Times New Roman" w:eastAsia="Calibri" w:hAnsi="Times New Roman" w:cs="Times New Roman"/>
+        </w:rPr>
+        <w:t>mGWAS</w:t>
+      </w:r>
+      <w:proofErr w:type="spellEnd"/>
+      <w:r>
+        <w:rPr>
+          <w:rFonts w:ascii="Times New Roman" w:eastAsia="Calibri" w:hAnsi="Times New Roman" w:cs="Times New Roman"/>
+        </w:rPr>
+        <w:t>-Explorer 2.0: causal analysis and interpretation of metabolite–phenotype associations" 4th Annual Canadian Metabolomics Conference (Niagara-on-the-Lake, Ontario; June 2023)</w:t>
+      </w:r>
+    </w:p>
+    <w:p>
+      <w:pPr>
+        <w:pStyle w:val="ListParagraph"/>
+        <w:keepLines/>
+        <w:numPr>
+          <w:ilvl w:val="0"/>
+          <w:numId w:val="5"/>
+        </w:numPr>
+        <w:spacing w:after="40" w:line="259" w:lineRule="auto"/>
+        <w:rPr>
+          <w:rFonts w:ascii="Times New Roman" w:hAnsi="Times New Roman" w:cs="Times New Roman"/>
+        </w:rPr>
+      </w:pPr>
+      <w:r>
+        <w:rPr>
+          <w:rFonts w:ascii="Times New Roman" w:eastAsia="Calibri" w:hAnsi="Times New Roman" w:cs="Times New Roman"/>
+          <w:b/>
+          <w:bCs/>
+          <w:lang w:val="fr-CA"/>
+        </w:rPr>
+        <w:t>L. Chang</w:t>
+      </w:r>
+      <w:r>
+        <w:rPr>
+          <w:rFonts w:ascii="Times New Roman" w:eastAsia="Calibri" w:hAnsi="Times New Roman" w:cs="Times New Roman"/>
+          <w:lang w:val="fr-CA"/>
+        </w:rPr>
+        <w:t xml:space="preserve"> (</w:t>
+      </w:r>
+      <w:proofErr w:type="spellStart"/>
+      <w:r>
+        <w:rPr>
+          <w:rFonts w:ascii="Times New Roman" w:eastAsia="Calibri" w:hAnsi="Times New Roman" w:cs="Times New Roman"/>
+          <w:lang w:val="fr-CA"/>
+        </w:rPr>
+        <w:t>presenter</w:t>
+      </w:r>
+      <w:proofErr w:type="spellEnd"/>
+      <w:r>
+        <w:rPr>
+          <w:rFonts w:ascii="Times New Roman" w:eastAsia="Calibri" w:hAnsi="Times New Roman" w:cs="Times New Roman"/>
+          <w:lang w:val="fr-CA"/>
+        </w:rPr>
+        <w:t xml:space="preserve">), G. Zhou, H. Ou, J. Xia. </w:t>
+      </w:r>
+      <w:r>
+        <w:rPr>
+          <w:rFonts w:ascii="Times New Roman" w:eastAsia="Calibri" w:hAnsi="Times New Roman" w:cs="Times New Roman"/>
+        </w:rPr>
+        <w:t>"</w:t>
+      </w:r>
+      <w:proofErr w:type="spellStart"/>
+      <w:r>
+        <w:rPr>
+          <w:rFonts w:ascii="Times New Roman" w:eastAsia="Calibri" w:hAnsi="Times New Roman" w:cs="Times New Roman"/>
+        </w:rPr>
+        <w:t>mGWAS</w:t>
+      </w:r>
+      <w:proofErr w:type="spellEnd"/>
+      <w:r>
+        <w:rPr>
+          <w:rFonts w:ascii="Times New Roman" w:eastAsia="Calibri" w:hAnsi="Times New Roman" w:cs="Times New Roman"/>
+        </w:rPr>
+        <w:t>-Explorer: linking SNPs, genes, metabolites and diseases for functional insights" 4th Annual Conference of the Metabolomics Association of North America (MANA) (Edmonton, Alberta; September 2022)</w:t>
+      </w:r>
+    </w:p>
+    <w:p>
+      <w:pPr>
+        <w:pStyle w:val="ListParagraph"/>
+        <w:keepLines/>
+        <w:numPr>
+          <w:ilvl w:val="0"/>
+          <w:numId w:val="5"/>
+        </w:numPr>
+        <w:spacing w:after="40" w:line="259" w:lineRule="auto"/>
+        <w:rPr>
+          <w:rFonts w:ascii="Times New Roman" w:hAnsi="Times New Roman" w:cs="Times New Roman"/>
+        </w:rPr>
+      </w:pPr>
+      <w:r>
+        <w:rPr>
+          <w:rFonts w:ascii="Times New Roman" w:eastAsia="Calibri" w:hAnsi="Times New Roman" w:cs="Times New Roman"/>
+          <w:b/>
+          <w:bCs/>
+          <w:lang w:val="fr-CA"/>
+        </w:rPr>
+        <w:t>L. Chang</w:t>
+      </w:r>
+      <w:r>
+        <w:rPr>
+          <w:rFonts w:ascii="Times New Roman" w:eastAsia="Calibri" w:hAnsi="Times New Roman" w:cs="Times New Roman"/>
+          <w:lang w:val="fr-CA"/>
+        </w:rPr>
+        <w:t xml:space="preserve"> (</w:t>
+      </w:r>
+      <w:proofErr w:type="spellStart"/>
+      <w:r>
+        <w:rPr>
+          <w:rFonts w:ascii="Times New Roman" w:eastAsia="Calibri" w:hAnsi="Times New Roman" w:cs="Times New Roman"/>
+          <w:lang w:val="fr-CA"/>
+        </w:rPr>
+        <w:t>presenter</w:t>
+      </w:r>
+      <w:proofErr w:type="spellEnd"/>
+      <w:r>
+        <w:rPr>
+          <w:rFonts w:ascii="Times New Roman" w:eastAsia="Calibri" w:hAnsi="Times New Roman" w:cs="Times New Roman"/>
+          <w:lang w:val="fr-CA"/>
+        </w:rPr>
+        <w:t xml:space="preserve">), G. Zhou, H. Ou, J. Xia. </w:t>
+      </w:r>
+      <w:r>
+        <w:rPr>
+          <w:rFonts w:ascii="Times New Roman" w:eastAsia="Calibri" w:hAnsi="Times New Roman" w:cs="Times New Roman"/>
+        </w:rPr>
+        <w:t xml:space="preserve">" </w:t>
+      </w:r>
+      <w:proofErr w:type="spellStart"/>
+      <w:r>
+        <w:rPr>
+          <w:rFonts w:ascii="Times New Roman" w:eastAsia="Calibri" w:hAnsi="Times New Roman" w:cs="Times New Roman"/>
+        </w:rPr>
+        <w:t>mGWAS</w:t>
+      </w:r>
+      <w:proofErr w:type="spellEnd"/>
+      <w:r>
+        <w:rPr>
+          <w:rFonts w:ascii="Times New Roman" w:eastAsia="Calibri" w:hAnsi="Times New Roman" w:cs="Times New Roman"/>
+        </w:rPr>
+        <w:t>-Explorer: linking SNPs, genes, metabolites and diseases for functional insights " 2022 Ottawa Institute of Systems Biology Symposium (Cornwall, Ontario; May 2022)</w:t>
+      </w:r>
+    </w:p>
+    <w:p>
+      <w:pPr>
+        <w:pStyle w:val="ListParagraph"/>
+        <w:keepLines/>
+        <w:numPr>
+          <w:ilvl w:val="0"/>
+          <w:numId w:val="5"/>
+        </w:numPr>
+        <w:spacing w:after="40" w:line="259" w:lineRule="auto"/>
+        <w:rPr>
+          <w:rFonts w:ascii="Times New Roman" w:hAnsi="Times New Roman" w:cs="Times New Roman"/>
+        </w:rPr>
+      </w:pPr>
+      <w:r>
+        <w:rPr>
+          <w:rFonts w:ascii="Times New Roman" w:eastAsia="Calibri" w:hAnsi="Times New Roman" w:cs="Times New Roman"/>
+          <w:b/>
+          <w:bCs/>
+          <w:lang w:val="fr-CA"/>
+        </w:rPr>
         <w:lastRenderedPageBreak/>
-        <w:t xml:space="preserve">M. Zuo, </w:t>
-      </w:r>
-      <w:r>
-        <w:rPr>
-          <w:rFonts w:ascii="Times New Roman" w:eastAsia="Calibri" w:hAnsi="Times New Roman" w:cs="Times New Roman"/>
-          <w:b/>
-          <w:bCs/>
-        </w:rPr>
         <w:t>L. Chang</w:t>
       </w:r>
       <w:r>
         <w:rPr>
           <w:rFonts w:ascii="Times New Roman" w:eastAsia="Calibri" w:hAnsi="Times New Roman" w:cs="Times New Roman"/>
-        </w:rPr>
-        <w:t xml:space="preserve">, N. Neale, L. Maameri, S. </w:t>
-      </w:r>
-      <w:proofErr w:type="spellStart"/>
-      <w:r>
-        <w:rPr>
-          <w:rFonts w:ascii="Times New Roman" w:eastAsia="Calibri" w:hAnsi="Times New Roman" w:cs="Times New Roman"/>
-        </w:rPr>
-        <w:t>Gawhary</w:t>
-      </w:r>
-      <w:proofErr w:type="spellEnd"/>
-      <w:r>
-        <w:rPr>
-          <w:rFonts w:ascii="Times New Roman" w:eastAsia="Calibri" w:hAnsi="Times New Roman" w:cs="Times New Roman"/>
-        </w:rPr>
-        <w:t xml:space="preserve">, F. Lona-Durazo, S.A. Gagliano Taliun. "A review of the relationship between kidney health and neurodegenerative diseases" </w:t>
-      </w:r>
-      <w:proofErr w:type="spellStart"/>
-      <w:r>
-        <w:rPr>
-          <w:rFonts w:ascii="Times New Roman" w:eastAsia="Calibri" w:hAnsi="Times New Roman" w:cs="Times New Roman"/>
-        </w:rPr>
-        <w:t>Journée</w:t>
-      </w:r>
-      <w:proofErr w:type="spellEnd"/>
-      <w:r>
-        <w:rPr>
-          <w:rFonts w:ascii="Times New Roman" w:eastAsia="Calibri" w:hAnsi="Times New Roman" w:cs="Times New Roman"/>
-        </w:rPr>
-        <w:t xml:space="preserve"> de la Recherche de </w:t>
-      </w:r>
-      <w:proofErr w:type="spellStart"/>
-      <w:r>
-        <w:rPr>
-          <w:rFonts w:ascii="Times New Roman" w:eastAsia="Calibri" w:hAnsi="Times New Roman" w:cs="Times New Roman"/>
-        </w:rPr>
-        <w:t>l'Institut</w:t>
-      </w:r>
-      <w:proofErr w:type="spellEnd"/>
-      <w:r>
-        <w:rPr>
-          <w:rFonts w:ascii="Times New Roman" w:eastAsia="Calibri" w:hAnsi="Times New Roman" w:cs="Times New Roman"/>
-        </w:rPr>
-        <w:t xml:space="preserve"> de </w:t>
-      </w:r>
-      <w:proofErr w:type="spellStart"/>
-      <w:r>
-        <w:rPr>
-          <w:rFonts w:ascii="Times New Roman" w:eastAsia="Calibri" w:hAnsi="Times New Roman" w:cs="Times New Roman"/>
-        </w:rPr>
-        <w:t>Cardiologie</w:t>
-      </w:r>
-      <w:proofErr w:type="spellEnd"/>
-      <w:r>
-        <w:rPr>
-          <w:rFonts w:ascii="Times New Roman" w:eastAsia="Calibri" w:hAnsi="Times New Roman" w:cs="Times New Roman"/>
-        </w:rPr>
-        <w:t xml:space="preserve"> de Montréal (Montréal, Québec; 5 June 2025)</w:t>
+          <w:lang w:val="fr-CA"/>
+        </w:rPr>
+        <w:t xml:space="preserve"> (</w:t>
+      </w:r>
+      <w:proofErr w:type="spellStart"/>
+      <w:r>
+        <w:rPr>
+          <w:rFonts w:ascii="Times New Roman" w:eastAsia="Calibri" w:hAnsi="Times New Roman" w:cs="Times New Roman"/>
+          <w:lang w:val="fr-CA"/>
+        </w:rPr>
+        <w:t>presenter</w:t>
+      </w:r>
+      <w:proofErr w:type="spellEnd"/>
+      <w:r>
+        <w:rPr>
+          <w:rFonts w:ascii="Times New Roman" w:eastAsia="Calibri" w:hAnsi="Times New Roman" w:cs="Times New Roman"/>
+          <w:lang w:val="fr-CA"/>
+        </w:rPr>
+        <w:t xml:space="preserve">), G. Zhou, H. Ou, J. Xia. </w:t>
+      </w:r>
+      <w:r>
+        <w:rPr>
+          <w:rFonts w:ascii="Times New Roman" w:eastAsia="Calibri" w:hAnsi="Times New Roman" w:cs="Times New Roman"/>
+        </w:rPr>
+        <w:t>"</w:t>
+      </w:r>
+      <w:proofErr w:type="spellStart"/>
+      <w:r>
+        <w:rPr>
+          <w:rFonts w:ascii="Times New Roman" w:eastAsia="Calibri" w:hAnsi="Times New Roman" w:cs="Times New Roman"/>
+        </w:rPr>
+        <w:t>mGWAS</w:t>
+      </w:r>
+      <w:proofErr w:type="spellEnd"/>
+      <w:r>
+        <w:rPr>
+          <w:rFonts w:ascii="Times New Roman" w:eastAsia="Calibri" w:hAnsi="Times New Roman" w:cs="Times New Roman"/>
+        </w:rPr>
+        <w:t>-Explorer: a visual analytics platform connecting metabolomics with genomics" 17th Annual Conference of the Metabolomics Society (Virtual meeting; June 2021)</w:t>
       </w:r>
     </w:p>
     <w:p>
@@ -4748,36 +4891,45 @@
       <w:r>
         <w:rPr>
           <w:rFonts w:ascii="Times New Roman" w:eastAsia="Calibri" w:hAnsi="Times New Roman" w:cs="Times New Roman"/>
-        </w:rPr>
-        <w:t xml:space="preserve">M. Zuo, </w:t>
-      </w:r>
-      <w:r>
-        <w:rPr>
-          <w:rFonts w:ascii="Times New Roman" w:eastAsia="Calibri" w:hAnsi="Times New Roman" w:cs="Times New Roman"/>
-          <w:b/>
-          <w:bCs/>
+          <w:lang w:val="fr-CA"/>
+        </w:rPr>
+        <w:t xml:space="preserve">Z. Pang, J. Chong, G. Zhou, D.A. de Lima Morais, </w:t>
+      </w:r>
+      <w:r>
+        <w:rPr>
+          <w:rFonts w:ascii="Times New Roman" w:eastAsia="Calibri" w:hAnsi="Times New Roman" w:cs="Times New Roman"/>
+          <w:b/>
+          <w:bCs/>
+          <w:lang w:val="fr-CA"/>
         </w:rPr>
         <w:t>L. Chang</w:t>
       </w:r>
       <w:r>
         <w:rPr>
           <w:rFonts w:ascii="Times New Roman" w:eastAsia="Calibri" w:hAnsi="Times New Roman" w:cs="Times New Roman"/>
-        </w:rPr>
-        <w:t xml:space="preserve">, N. Neale, L. Maameri, S. </w:t>
-      </w:r>
-      <w:proofErr w:type="spellStart"/>
-      <w:r>
-        <w:rPr>
-          <w:rFonts w:ascii="Times New Roman" w:eastAsia="Calibri" w:hAnsi="Times New Roman" w:cs="Times New Roman"/>
-        </w:rPr>
-        <w:t>Gawhary</w:t>
-      </w:r>
-      <w:proofErr w:type="spellEnd"/>
-      <w:r>
-        <w:rPr>
-          <w:rFonts w:ascii="Times New Roman" w:eastAsia="Calibri" w:hAnsi="Times New Roman" w:cs="Times New Roman"/>
-        </w:rPr>
-        <w:t>, F. Lona-Durazo, S.A. Gagliano Taliun. "Does kidney health influence dementia and neurodegeneration" VAST Training Program Conference (Toronto, Ontario; 27 May 2025)</w:t>
+          <w:lang w:val="fr-CA"/>
+        </w:rPr>
+        <w:t xml:space="preserve">, M. Barrette, C. Gauthier, P.-É. Jacques, S. Li, J. Xia. </w:t>
+      </w:r>
+      <w:r>
+        <w:rPr>
+          <w:rFonts w:ascii="Times New Roman" w:eastAsia="Calibri" w:hAnsi="Times New Roman" w:cs="Times New Roman"/>
+        </w:rPr>
+        <w:t>"</w:t>
+      </w:r>
+      <w:proofErr w:type="spellStart"/>
+      <w:r>
+        <w:rPr>
+          <w:rFonts w:ascii="Times New Roman" w:eastAsia="Calibri" w:hAnsi="Times New Roman" w:cs="Times New Roman"/>
+        </w:rPr>
+        <w:t>MetaboAnalyst</w:t>
+      </w:r>
+      <w:proofErr w:type="spellEnd"/>
+      <w:r>
+        <w:rPr>
+          <w:rFonts w:ascii="Times New Roman" w:eastAsia="Calibri" w:hAnsi="Times New Roman" w:cs="Times New Roman"/>
+        </w:rPr>
+        <w:t xml:space="preserve"> 5.0: narrowing the gap between raw spectra and functional insights" 17th Annual Conference of the Metabolomics Society (Virtual meeting; June 2021)</w:t>
       </w:r>
     </w:p>
     <w:p>
@@ -4797,7 +4949,21 @@
         <w:rPr>
           <w:rFonts w:ascii="Times New Roman" w:hAnsi="Times New Roman" w:cs="Times New Roman"/>
         </w:rPr>
-        <w:t xml:space="preserve">S. Wickramasinghe, H. Xiao, J. Bellavance, </w:t>
+        <w:t xml:space="preserve">A. </w:t>
+      </w:r>
+      <w:proofErr w:type="spellStart"/>
+      <w:r>
+        <w:rPr>
+          <w:rFonts w:ascii="Times New Roman" w:hAnsi="Times New Roman" w:cs="Times New Roman"/>
+        </w:rPr>
+        <w:t>Ambalavanan</w:t>
+      </w:r>
+      <w:proofErr w:type="spellEnd"/>
+      <w:r>
+        <w:rPr>
+          <w:rFonts w:ascii="Times New Roman" w:hAnsi="Times New Roman" w:cs="Times New Roman"/>
+        </w:rPr>
+        <w:t xml:space="preserve">, </w:t>
       </w:r>
       <w:r>
         <w:rPr>
@@ -4811,21 +4977,21 @@
         <w:rPr>
           <w:rFonts w:ascii="Times New Roman" w:hAnsi="Times New Roman" w:cs="Times New Roman"/>
         </w:rPr>
-        <w:t xml:space="preserve">, S.A. Gagliano Taliun, D. </w:t>
-      </w:r>
-      <w:proofErr w:type="spellStart"/>
-      <w:r>
-        <w:rPr>
-          <w:rFonts w:ascii="Times New Roman" w:hAnsi="Times New Roman" w:cs="Times New Roman"/>
-        </w:rPr>
-        <w:t>Taliun</w:t>
-      </w:r>
-      <w:proofErr w:type="spellEnd"/>
-      <w:r>
-        <w:rPr>
-          <w:rFonts w:ascii="Times New Roman" w:hAnsi="Times New Roman" w:cs="Times New Roman"/>
-        </w:rPr>
-        <w:t>. "Principal component analysis on the European subset from the Canadian Longitudinal Study of Aging" McGill Undergraduate Science Showcase (Montreal, Quebec; 2025)</w:t>
+        <w:t xml:space="preserve">, J. Choi, A. Lamri, B. Robertson, C. </w:t>
+      </w:r>
+      <w:proofErr w:type="spellStart"/>
+      <w:r>
+        <w:rPr>
+          <w:rFonts w:ascii="Times New Roman" w:hAnsi="Times New Roman" w:cs="Times New Roman"/>
+        </w:rPr>
+        <w:t>Yonemitsu</w:t>
+      </w:r>
+      <w:proofErr w:type="spellEnd"/>
+      <w:r>
+        <w:rPr>
+          <w:rFonts w:ascii="Times New Roman" w:hAnsi="Times New Roman" w:cs="Times New Roman"/>
+        </w:rPr>
+        <w:t>, S.E. Turvey, P.J. Mandhane, A.B. Becker, T.J. Moraes, S.S. Anand, G. Paré, D.L. Lefebvre, M.R. Sears, P. Subbarao, L. Bode, M.B. Azad, Q. Duan. "Genome-wide association study of human milk oligosaccharides in lactating mothers and interaction effects on lung health among infants in the CHILD Study" 69th Annual Meeting of the American Society of Human Genetics (ASHG), poster 2948 (Houston, Texas; October 2019)</w:t>
       </w:r>
     </w:p>
     <w:p>
@@ -4843,7 +5009,7 @@
       </w:pPr>
       <w:r>
         <w:rPr>
-          <w:rFonts w:ascii="Times New Roman" w:eastAsia="Calibri" w:hAnsi="Times New Roman" w:cs="Times New Roman"/>
+          <w:rFonts w:ascii="Times New Roman" w:hAnsi="Times New Roman" w:cs="Times New Roman"/>
           <w:b/>
           <w:bCs/>
         </w:rPr>
@@ -4851,365 +5017,6 @@
       </w:r>
       <w:r>
         <w:rPr>
-          <w:rFonts w:ascii="Times New Roman" w:eastAsia="Calibri" w:hAnsi="Times New Roman" w:cs="Times New Roman"/>
-        </w:rPr>
-        <w:t xml:space="preserve"> (presenter), G. Zhou, J. Xia. "</w:t>
-      </w:r>
-      <w:proofErr w:type="spellStart"/>
-      <w:r>
-        <w:rPr>
-          <w:rFonts w:ascii="Times New Roman" w:eastAsia="Calibri" w:hAnsi="Times New Roman" w:cs="Times New Roman"/>
-        </w:rPr>
-        <w:t>mGWAS</w:t>
-      </w:r>
-      <w:proofErr w:type="spellEnd"/>
-      <w:r>
-        <w:rPr>
-          <w:rFonts w:ascii="Times New Roman" w:eastAsia="Calibri" w:hAnsi="Times New Roman" w:cs="Times New Roman"/>
-        </w:rPr>
-        <w:t>-Explorer 2.0: causal analysis and interpretation of metabolite–phenotype associations" 4th Annual Canadian Metabolomics Conference (Niagara-on-the-Lake, Ontario; June 2023)</w:t>
-      </w:r>
-    </w:p>
-    <w:p>
-      <w:pPr>
-        <w:pStyle w:val="ListParagraph"/>
-        <w:keepLines/>
-        <w:numPr>
-          <w:ilvl w:val="0"/>
-          <w:numId w:val="5"/>
-        </w:numPr>
-        <w:spacing w:after="40" w:line="259" w:lineRule="auto"/>
-        <w:rPr>
-          <w:rFonts w:ascii="Times New Roman" w:hAnsi="Times New Roman" w:cs="Times New Roman"/>
-        </w:rPr>
-      </w:pPr>
-      <w:r>
-        <w:rPr>
-          <w:rFonts w:ascii="Times New Roman" w:eastAsia="Calibri" w:hAnsi="Times New Roman" w:cs="Times New Roman"/>
-          <w:b/>
-          <w:bCs/>
-          <w:lang w:val="fr-CA"/>
-        </w:rPr>
-        <w:t>L. Chang</w:t>
-      </w:r>
-      <w:r>
-        <w:rPr>
-          <w:rFonts w:ascii="Times New Roman" w:eastAsia="Calibri" w:hAnsi="Times New Roman" w:cs="Times New Roman"/>
-          <w:lang w:val="fr-CA"/>
-        </w:rPr>
-        <w:t xml:space="preserve"> (</w:t>
-      </w:r>
-      <w:proofErr w:type="spellStart"/>
-      <w:r>
-        <w:rPr>
-          <w:rFonts w:ascii="Times New Roman" w:eastAsia="Calibri" w:hAnsi="Times New Roman" w:cs="Times New Roman"/>
-          <w:lang w:val="fr-CA"/>
-        </w:rPr>
-        <w:t>presenter</w:t>
-      </w:r>
-      <w:proofErr w:type="spellEnd"/>
-      <w:r>
-        <w:rPr>
-          <w:rFonts w:ascii="Times New Roman" w:eastAsia="Calibri" w:hAnsi="Times New Roman" w:cs="Times New Roman"/>
-          <w:lang w:val="fr-CA"/>
-        </w:rPr>
-        <w:t xml:space="preserve">), G. Zhou, H. Ou, J. Xia. </w:t>
-      </w:r>
-      <w:r>
-        <w:rPr>
-          <w:rFonts w:ascii="Times New Roman" w:eastAsia="Calibri" w:hAnsi="Times New Roman" w:cs="Times New Roman"/>
-        </w:rPr>
-        <w:t>"</w:t>
-      </w:r>
-      <w:proofErr w:type="spellStart"/>
-      <w:r>
-        <w:rPr>
-          <w:rFonts w:ascii="Times New Roman" w:eastAsia="Calibri" w:hAnsi="Times New Roman" w:cs="Times New Roman"/>
-        </w:rPr>
-        <w:t>mGWAS</w:t>
-      </w:r>
-      <w:proofErr w:type="spellEnd"/>
-      <w:r>
-        <w:rPr>
-          <w:rFonts w:ascii="Times New Roman" w:eastAsia="Calibri" w:hAnsi="Times New Roman" w:cs="Times New Roman"/>
-        </w:rPr>
-        <w:t>-Explorer: linking SNPs, genes, metabolites and diseases for functional insights" 4th Annual Conference of the Metabolomics Association of North America (MANA) (Edmonton, Alberta; September 2022)</w:t>
-      </w:r>
-    </w:p>
-    <w:p>
-      <w:pPr>
-        <w:pStyle w:val="ListParagraph"/>
-        <w:keepLines/>
-        <w:numPr>
-          <w:ilvl w:val="0"/>
-          <w:numId w:val="5"/>
-        </w:numPr>
-        <w:spacing w:after="40" w:line="259" w:lineRule="auto"/>
-        <w:rPr>
-          <w:rFonts w:ascii="Times New Roman" w:hAnsi="Times New Roman" w:cs="Times New Roman"/>
-        </w:rPr>
-      </w:pPr>
-      <w:r>
-        <w:rPr>
-          <w:rFonts w:ascii="Times New Roman" w:eastAsia="Calibri" w:hAnsi="Times New Roman" w:cs="Times New Roman"/>
-          <w:b/>
-          <w:bCs/>
-          <w:lang w:val="fr-CA"/>
-        </w:rPr>
-        <w:t>L. Chang</w:t>
-      </w:r>
-      <w:r>
-        <w:rPr>
-          <w:rFonts w:ascii="Times New Roman" w:eastAsia="Calibri" w:hAnsi="Times New Roman" w:cs="Times New Roman"/>
-          <w:lang w:val="fr-CA"/>
-        </w:rPr>
-        <w:t xml:space="preserve"> (</w:t>
-      </w:r>
-      <w:proofErr w:type="spellStart"/>
-      <w:r>
-        <w:rPr>
-          <w:rFonts w:ascii="Times New Roman" w:eastAsia="Calibri" w:hAnsi="Times New Roman" w:cs="Times New Roman"/>
-          <w:lang w:val="fr-CA"/>
-        </w:rPr>
-        <w:t>presenter</w:t>
-      </w:r>
-      <w:proofErr w:type="spellEnd"/>
-      <w:r>
-        <w:rPr>
-          <w:rFonts w:ascii="Times New Roman" w:eastAsia="Calibri" w:hAnsi="Times New Roman" w:cs="Times New Roman"/>
-          <w:lang w:val="fr-CA"/>
-        </w:rPr>
-        <w:t xml:space="preserve">), G. Zhou, H. Ou, J. Xia. </w:t>
-      </w:r>
-      <w:r>
-        <w:rPr>
-          <w:rFonts w:ascii="Times New Roman" w:eastAsia="Calibri" w:hAnsi="Times New Roman" w:cs="Times New Roman"/>
-        </w:rPr>
-        <w:t xml:space="preserve">" </w:t>
-      </w:r>
-      <w:proofErr w:type="spellStart"/>
-      <w:r>
-        <w:rPr>
-          <w:rFonts w:ascii="Times New Roman" w:eastAsia="Calibri" w:hAnsi="Times New Roman" w:cs="Times New Roman"/>
-        </w:rPr>
-        <w:t>mGWAS</w:t>
-      </w:r>
-      <w:proofErr w:type="spellEnd"/>
-      <w:r>
-        <w:rPr>
-          <w:rFonts w:ascii="Times New Roman" w:eastAsia="Calibri" w:hAnsi="Times New Roman" w:cs="Times New Roman"/>
-        </w:rPr>
-        <w:t>-Explorer: linking SNPs, genes, metabolites and diseases for functional insights " 2022 Ottawa Institute of Systems Biology Symposium (Cornwall, Ontario; May 2022)</w:t>
-      </w:r>
-    </w:p>
-    <w:p>
-      <w:pPr>
-        <w:pStyle w:val="ListParagraph"/>
-        <w:keepLines/>
-        <w:numPr>
-          <w:ilvl w:val="0"/>
-          <w:numId w:val="5"/>
-        </w:numPr>
-        <w:spacing w:after="40" w:line="259" w:lineRule="auto"/>
-        <w:rPr>
-          <w:rFonts w:ascii="Times New Roman" w:hAnsi="Times New Roman" w:cs="Times New Roman"/>
-        </w:rPr>
-      </w:pPr>
-      <w:r>
-        <w:rPr>
-          <w:rFonts w:ascii="Times New Roman" w:eastAsia="Calibri" w:hAnsi="Times New Roman" w:cs="Times New Roman"/>
-          <w:b/>
-          <w:bCs/>
-          <w:lang w:val="fr-CA"/>
-        </w:rPr>
-        <w:t>L. Chang</w:t>
-      </w:r>
-      <w:r>
-        <w:rPr>
-          <w:rFonts w:ascii="Times New Roman" w:eastAsia="Calibri" w:hAnsi="Times New Roman" w:cs="Times New Roman"/>
-          <w:lang w:val="fr-CA"/>
-        </w:rPr>
-        <w:t xml:space="preserve"> (</w:t>
-      </w:r>
-      <w:proofErr w:type="spellStart"/>
-      <w:r>
-        <w:rPr>
-          <w:rFonts w:ascii="Times New Roman" w:eastAsia="Calibri" w:hAnsi="Times New Roman" w:cs="Times New Roman"/>
-          <w:lang w:val="fr-CA"/>
-        </w:rPr>
-        <w:t>presenter</w:t>
-      </w:r>
-      <w:proofErr w:type="spellEnd"/>
-      <w:r>
-        <w:rPr>
-          <w:rFonts w:ascii="Times New Roman" w:eastAsia="Calibri" w:hAnsi="Times New Roman" w:cs="Times New Roman"/>
-          <w:lang w:val="fr-CA"/>
-        </w:rPr>
-        <w:t xml:space="preserve">), G. Zhou, H. Ou, J. Xia. </w:t>
-      </w:r>
-      <w:r>
-        <w:rPr>
-          <w:rFonts w:ascii="Times New Roman" w:eastAsia="Calibri" w:hAnsi="Times New Roman" w:cs="Times New Roman"/>
-        </w:rPr>
-        <w:t>"</w:t>
-      </w:r>
-      <w:proofErr w:type="spellStart"/>
-      <w:r>
-        <w:rPr>
-          <w:rFonts w:ascii="Times New Roman" w:eastAsia="Calibri" w:hAnsi="Times New Roman" w:cs="Times New Roman"/>
-        </w:rPr>
-        <w:t>mGWAS</w:t>
-      </w:r>
-      <w:proofErr w:type="spellEnd"/>
-      <w:r>
-        <w:rPr>
-          <w:rFonts w:ascii="Times New Roman" w:eastAsia="Calibri" w:hAnsi="Times New Roman" w:cs="Times New Roman"/>
-        </w:rPr>
-        <w:t>-Explorer: a visual analytics platform connecting metabolomics with genomics" 17th Annual Conference of the Metabolomics Society (Virtual meeting; June 2021)</w:t>
-      </w:r>
-    </w:p>
-    <w:p>
-      <w:pPr>
-        <w:pStyle w:val="ListParagraph"/>
-        <w:keepLines/>
-        <w:numPr>
-          <w:ilvl w:val="0"/>
-          <w:numId w:val="5"/>
-        </w:numPr>
-        <w:spacing w:after="40" w:line="259" w:lineRule="auto"/>
-        <w:rPr>
-          <w:rFonts w:ascii="Times New Roman" w:hAnsi="Times New Roman" w:cs="Times New Roman"/>
-        </w:rPr>
-      </w:pPr>
-      <w:r>
-        <w:rPr>
-          <w:rFonts w:ascii="Times New Roman" w:eastAsia="Calibri" w:hAnsi="Times New Roman" w:cs="Times New Roman"/>
-          <w:lang w:val="fr-CA"/>
-        </w:rPr>
-        <w:t xml:space="preserve">Z. Pang, J. Chong, G. Zhou, D.A. de Lima Morais, </w:t>
-      </w:r>
-      <w:r>
-        <w:rPr>
-          <w:rFonts w:ascii="Times New Roman" w:eastAsia="Calibri" w:hAnsi="Times New Roman" w:cs="Times New Roman"/>
-          <w:b/>
-          <w:bCs/>
-          <w:lang w:val="fr-CA"/>
-        </w:rPr>
-        <w:t>L. Chang</w:t>
-      </w:r>
-      <w:r>
-        <w:rPr>
-          <w:rFonts w:ascii="Times New Roman" w:eastAsia="Calibri" w:hAnsi="Times New Roman" w:cs="Times New Roman"/>
-          <w:lang w:val="fr-CA"/>
-        </w:rPr>
-        <w:t xml:space="preserve">, M. Barrette, C. Gauthier, P.-É. Jacques, S. Li, J. Xia. </w:t>
-      </w:r>
-      <w:r>
-        <w:rPr>
-          <w:rFonts w:ascii="Times New Roman" w:eastAsia="Calibri" w:hAnsi="Times New Roman" w:cs="Times New Roman"/>
-        </w:rPr>
-        <w:t>"</w:t>
-      </w:r>
-      <w:proofErr w:type="spellStart"/>
-      <w:r>
-        <w:rPr>
-          <w:rFonts w:ascii="Times New Roman" w:eastAsia="Calibri" w:hAnsi="Times New Roman" w:cs="Times New Roman"/>
-        </w:rPr>
-        <w:t>MetaboAnalyst</w:t>
-      </w:r>
-      <w:proofErr w:type="spellEnd"/>
-      <w:r>
-        <w:rPr>
-          <w:rFonts w:ascii="Times New Roman" w:eastAsia="Calibri" w:hAnsi="Times New Roman" w:cs="Times New Roman"/>
-        </w:rPr>
-        <w:t xml:space="preserve"> 5.0: narrowing the gap between raw spectra and functional insights" 17th Annual Conference of the Metabolomics Society (Virtual meeting; June 2021)</w:t>
-      </w:r>
-    </w:p>
-    <w:p>
-      <w:pPr>
-        <w:pStyle w:val="ListParagraph"/>
-        <w:keepLines/>
-        <w:numPr>
-          <w:ilvl w:val="0"/>
-          <w:numId w:val="5"/>
-        </w:numPr>
-        <w:spacing w:after="40" w:line="259" w:lineRule="auto"/>
-        <w:rPr>
-          <w:rFonts w:ascii="Times New Roman" w:hAnsi="Times New Roman" w:cs="Times New Roman"/>
-        </w:rPr>
-      </w:pPr>
-      <w:r>
-        <w:rPr>
-          <w:rFonts w:ascii="Times New Roman" w:hAnsi="Times New Roman" w:cs="Times New Roman"/>
-        </w:rPr>
-        <w:t xml:space="preserve">A. </w:t>
-      </w:r>
-      <w:proofErr w:type="spellStart"/>
-      <w:r>
-        <w:rPr>
-          <w:rFonts w:ascii="Times New Roman" w:hAnsi="Times New Roman" w:cs="Times New Roman"/>
-        </w:rPr>
-        <w:t>Ambalavanan</w:t>
-      </w:r>
-      <w:proofErr w:type="spellEnd"/>
-      <w:r>
-        <w:rPr>
-          <w:rFonts w:ascii="Times New Roman" w:hAnsi="Times New Roman" w:cs="Times New Roman"/>
-        </w:rPr>
-        <w:t xml:space="preserve">, </w:t>
-      </w:r>
-      <w:r>
-        <w:rPr>
-          <w:rFonts w:ascii="Times New Roman" w:hAnsi="Times New Roman" w:cs="Times New Roman"/>
-          <w:b/>
-          <w:bCs/>
-        </w:rPr>
-        <w:t>L. Chang</w:t>
-      </w:r>
-      <w:r>
-        <w:rPr>
-          <w:rFonts w:ascii="Times New Roman" w:hAnsi="Times New Roman" w:cs="Times New Roman"/>
-        </w:rPr>
-        <w:t xml:space="preserve">, J. Choi, A. Lamri, B. Robertson, C. </w:t>
-      </w:r>
-      <w:proofErr w:type="spellStart"/>
-      <w:r>
-        <w:rPr>
-          <w:rFonts w:ascii="Times New Roman" w:hAnsi="Times New Roman" w:cs="Times New Roman"/>
-        </w:rPr>
-        <w:t>Yonemitsu</w:t>
-      </w:r>
-      <w:proofErr w:type="spellEnd"/>
-      <w:r>
-        <w:rPr>
-          <w:rFonts w:ascii="Times New Roman" w:hAnsi="Times New Roman" w:cs="Times New Roman"/>
-        </w:rPr>
-        <w:t>, S.E. Turvey, P.J. Mandhane, A.B. Becker, T.J. Moraes, S.S. Anand, G. Paré, D.L. Lefebvre, M.R. Sears, P. Subbarao, L. Bode, M.B. Azad, Q. Duan. "Genome-wide association study of human milk oligosaccharides in lactating mothers and interaction effects on lung health among infants in the CHILD Study" 69th Annual Meeting of the American Society of Human Genetics (ASHG), poster 2948 (Houston, Texas; October 2019)</w:t>
-      </w:r>
-    </w:p>
-    <w:p>
-      <w:pPr>
-        <w:pStyle w:val="ListParagraph"/>
-        <w:keepLines/>
-        <w:numPr>
-          <w:ilvl w:val="0"/>
-          <w:numId w:val="5"/>
-        </w:numPr>
-        <w:spacing w:after="40" w:line="259" w:lineRule="auto"/>
-        <w:rPr>
-          <w:rFonts w:ascii="Times New Roman" w:hAnsi="Times New Roman" w:cs="Times New Roman"/>
-        </w:rPr>
-      </w:pPr>
-      <w:r>
-        <w:rPr>
-          <w:rFonts w:ascii="Times New Roman" w:hAnsi="Times New Roman" w:cs="Times New Roman"/>
-          <w:b/>
-          <w:bCs/>
-        </w:rPr>
-        <w:t>L. Chang</w:t>
-      </w:r>
-      <w:r>
-        <w:rPr>
           <w:rFonts w:ascii="Times New Roman" w:hAnsi="Times New Roman" w:cs="Times New Roman"/>
         </w:rPr>
         <w:t xml:space="preserve"> (presenter), G. Zhou, O. Soufan, J. Xia. "</w:t>
@@ -5242,7 +5049,7 @@
         </w:rPr>
         <w:t xml:space="preserve">) COSI poster session (Virtual meeting; July 2020) </w:t>
       </w:r>
-      <w:hyperlink r:id="rId10" w:history="1">
+      <w:hyperlink r:id="rId9" w:history="1">
         <w:r>
           <w:rPr>
             <w:rStyle w:val="Hyperlink"/>
@@ -5503,7 +5310,6 @@
           <w:b/>
           <w:bCs/>
         </w:rPr>
-        <w:lastRenderedPageBreak/>
         <w:t>L. Chang</w:t>
       </w:r>
       <w:r>
@@ -5922,6 +5728,7 @@
           <w:b/>
           <w:bCs/>
         </w:rPr>
+        <w:lastRenderedPageBreak/>
         <w:t>User support</w:t>
       </w:r>
       <w:r>
@@ -6572,7 +6379,6 @@
           <w:sz w:val="24"/>
           <w:szCs w:val="24"/>
         </w:rPr>
-        <w:lastRenderedPageBreak/>
         <w:t>Professional Service</w:t>
       </w:r>
     </w:p>
@@ -6954,6 +6760,7 @@
           <w:sz w:val="24"/>
           <w:szCs w:val="24"/>
         </w:rPr>
+        <w:lastRenderedPageBreak/>
         <w:t>Knowledge Translation and Outreach</w:t>
       </w:r>
     </w:p>
@@ -7403,8 +7210,8 @@
       </w:r>
     </w:p>
     <w:sectPr>
-      <w:headerReference w:type="default" r:id="rId11"/>
-      <w:footerReference w:type="default" r:id="rId12"/>
+      <w:headerReference w:type="default" r:id="rId10"/>
+      <w:footerReference w:type="default" r:id="rId11"/>
       <w:pgSz w:w="12240" w:h="15840"/>
       <w:pgMar w:top="1300" w:right="1440" w:bottom="1200" w:left="1440" w:header="708" w:footer="708" w:gutter="0"/>
       <w:cols w:space="720"/>
